--- a/Asail/Non Experianced.docx
+++ b/Asail/Non Experianced.docx
@@ -5215,53 +5215,9 @@
                 <w:rFonts w:ascii="Calibri" w:hAnsi="Calibri" w:cs="Calibri"/>
                 <w:b/>
                 <w:bCs/>
-                <w:color w:val="FF0000"/>
-              </w:rPr>
-              <w:t xml:space="preserve">NO     </w:t>
-            </w:r>
-          </w:p>
-        </w:tc>
-        <w:tc>
-          <w:tcPr>
-            <w:tcW w:w="1590" w:type="dxa"/>
-            <w:tcBorders>
-              <w:top w:val="single" w:color="auto" w:sz="4" w:space="0"/>
-              <w:left w:val="single" w:color="auto" w:sz="4" w:space="0"/>
-              <w:bottom w:val="single" w:color="auto" w:sz="4" w:space="0"/>
-            </w:tcBorders>
-          </w:tcPr>
-          <w:p>
-            <w:pPr>
-              <w:spacing w:after="0" w:line="240" w:lineRule="auto"/>
-              <w:jc w:val="right"/>
-              <w:rPr>
-                <w:rFonts w:ascii="Calibri" w:hAnsi="Calibri" w:cs="Calibri"/>
-                <w:b/>
-                <w:bCs/>
-                <w:color w:val="FF0000"/>
-              </w:rPr>
-            </w:pPr>
-            <w:r>
-              <w:rPr>
-                <w:rFonts w:hint="cs" w:ascii="Calibri" w:hAnsi="Calibri" w:cs="Calibri"/>
-                <w:b/>
-                <w:bCs/>
-                <w:color w:val="FF0000"/>
-                <w:rtl/>
-                <w:cs/>
-              </w:rPr>
-              <w:t>ل</w:t>
-            </w:r>
-            <w:r>
-              <w:rPr>
-                <w:rFonts w:hint="cs" w:ascii="Calibri" w:hAnsi="Calibri" w:cs="Calibri"/>
-                <w:b/>
-                <w:bCs/>
-                <w:color w:val="000000"/>
-                <w:rtl/>
-                <w:cs/>
-              </w:rPr>
-              <w:t>ا</w:t>
+                <w:color w:val="000000"/>
+              </w:rPr>
+              <w:t>لا</w:t>
             </w:r>
             <w:r>
               <w:rPr>

--- a/Asail/Non Experianced.docx
+++ b/Asail/Non Experianced.docx
@@ -8,7 +8,7 @@
         <w:ind w:firstLine="1601" w:firstLineChars="500"/>
         <w:jc w:val="both"/>
         <w:rPr>
-          <w:rFonts w:ascii="Arial Black" w:hAnsi="Arial Black" w:eastAsia="Times New Roman" w:cs="Arial Black"/>
+          <w:rFonts w:hint="default" w:ascii="Calibri" w:hAnsi="Calibri" w:eastAsia="Times New Roman" w:cs="Calibri"/>
           <w:b/>
           <w:bCs/>
           <w:color w:val="000000"/>
@@ -139,7 +139,19 @@
       </w:r>
       <w:r>
         <w:rPr>
-          <w:rFonts w:ascii="Arial Black" w:hAnsi="Arial Black" w:eastAsia="Times New Roman" w:cs="Arial Black"/>
+          <w:rFonts w:hint="default" w:ascii="Calibri" w:hAnsi="Calibri" w:eastAsia="Times New Roman" w:cs="Calibri"/>
+          <w:b/>
+          <w:bCs/>
+          <w:color w:val="000000"/>
+          <w:sz w:val="32"/>
+          <w:szCs w:val="32"/>
+          <w:lang w:val="en-US"/>
+        </w:rPr>
+        <w:t xml:space="preserve">                       </w:t>
+      </w:r>
+      <w:r>
+        <w:rPr>
+          <w:rFonts w:hint="default" w:ascii="Calibri" w:hAnsi="Calibri" w:eastAsia="Times New Roman" w:cs="Calibri"/>
           <w:b/>
           <w:bCs/>
           <w:color w:val="000000"/>
@@ -152,10 +164,10 @@
     <w:p>
       <w:pPr>
         <w:spacing w:after="0" w:line="240" w:lineRule="auto"/>
-        <w:ind w:firstLine="2941" w:firstLineChars="1050"/>
+        <w:ind w:firstLine="4322" w:firstLineChars="1350"/>
         <w:jc w:val="both"/>
         <w:rPr>
-          <w:rFonts w:ascii="Arial Black" w:hAnsi="Arial Black" w:eastAsia="Times New Roman" w:cs="Arial Black"/>
+          <w:rFonts w:hint="default" w:ascii="Calibri" w:hAnsi="Calibri" w:eastAsia="Times New Roman" w:cs="Calibri"/>
           <w:b/>
           <w:bCs/>
           <w:color w:val="000000"/>
@@ -165,14 +177,27 @@
       </w:pPr>
       <w:r>
         <w:rPr>
-          <w:rFonts w:ascii="Arial Black" w:hAnsi="Arial Black" w:eastAsia="Times New Roman" w:cs="Arial Black"/>
+          <w:rFonts w:hint="default" w:ascii="Calibri" w:hAnsi="Calibri" w:eastAsia="Times New Roman" w:cs="Calibri"/>
           <w:b/>
           <w:bCs/>
           <w:color w:val="000000"/>
-          <w:sz w:val="28"/>
-          <w:szCs w:val="28"/>
+          <w:sz w:val="32"/>
+          <w:szCs w:val="32"/>
         </w:rPr>
-        <w:t>PLC ETHIOPIAN HOUSE MAID</w:t>
+        <w:t>PLC ETHIOPIAN HOUSE MAI</w:t>
+      </w:r>
+      <w:bookmarkStart w:id="0" w:name="_GoBack"/>
+      <w:bookmarkEnd w:id="0"/>
+      <w:r>
+        <w:rPr>
+          <w:rFonts w:hint="default" w:ascii="Calibri" w:hAnsi="Calibri" w:eastAsia="Times New Roman" w:cs="Calibri"/>
+          <w:b/>
+          <w:bCs/>
+          <w:color w:val="000000"/>
+          <w:sz w:val="32"/>
+          <w:szCs w:val="32"/>
+        </w:rPr>
+        <w:t>D</w:t>
       </w:r>
     </w:p>
     <w:tbl>
@@ -1530,17 +1555,7 @@
                 <w:sz w:val="24"/>
                 <w:szCs w:val="24"/>
               </w:rPr>
-              <w:t>{{HOM</w:t>
-            </w:r>
-            <w:bookmarkStart w:id="0" w:name="_GoBack"/>
-            <w:bookmarkEnd w:id="0"/>
-            <w:r>
-              <w:rPr>
-                <w:rFonts w:ascii="SimSun" w:hAnsi="SimSun" w:eastAsia="SimSun" w:cs="SimSun"/>
-                <w:sz w:val="24"/>
-                <w:szCs w:val="24"/>
-              </w:rPr>
-              <w:t>E_ADDRESS}}</w:t>
+              <w:t>{{HOME_ADDRESS}}</w:t>
             </w:r>
           </w:p>
         </w:tc>
@@ -5160,6 +5175,7 @@
           </w:tblCellMar>
         </w:tblPrEx>
         <w:trPr>
+          <w:gridAfter w:val="1"/>
           <w:trHeight w:val="297" w:hRule="atLeast"/>
         </w:trPr>
         <w:tc>
@@ -5216,6 +5232,7 @@
                 <w:b/>
                 <w:bCs/>
                 <w:color w:val="000000"/>
+                <w:rtl/>
               </w:rPr>
               <w:t>لا</w:t>
             </w:r>
